--- a/tfl/tables/T-EFF-06.docx
+++ b/tfl/tables/T-EFF-06.docx
@@ -1360,7 +1360,7 @@
           <w:szCs w:val="14"/>
           <w:color w:val="C0392B"/>
         </w:rPr>
-        <w:t xml:space="preserve">DRAFT — produced 2026-07-19 — synthetic data, NOT for regulatory submission</w:t>
+        <w:t xml:space="preserve">DRAFT — produced 2026-09-20 — synthetic data, NOT for regulatory submission</w:t>
       </w:r>
     </w:p>
     <w:sectPr>

--- a/tfl/tables/T-EFF-06.docx
+++ b/tfl/tables/T-EFF-06.docx
@@ -129,7 +129,7 @@
           <w:szCs w:val="18"/>
           <w:color w:val="444444"/>
         </w:rPr>
-        <w:t xml:space="preserve">Response Evaluable Population (N=431)</w:t>
+        <w:t xml:space="preserve">Response Evaluable Population (N=444)</w:t>
       </w:r>
     </w:p>
     <w:p>
@@ -288,7 +288,7 @@
                 <w:szCs w:val="18"/>
                 <w:color w:val="FFFFFF"/>
               </w:rPr>
-              <w:t xml:space="preserve">(N=219)</w:t>
+              <w:t xml:space="preserve">(N=295)</w:t>
             </w:r>
           </w:p>
         </w:tc>
@@ -369,7 +369,7 @@
                 <w:szCs w:val="18"/>
                 <w:color w:val="FFFFFF"/>
               </w:rPr>
-              <w:t xml:space="preserve">(N=212)</w:t>
+              <w:t xml:space="preserve">(N=149)</w:t>
             </w:r>
           </w:p>
         </w:tc>
@@ -484,7 +484,7 @@
                 <w:szCs w:val="18"/>
                 <w:color w:val="000000"/>
               </w:rPr>
-              <w:t xml:space="preserve">219</w:t>
+              <w:t xml:space="preserve">295</w:t>
             </w:r>
           </w:p>
         </w:tc>
@@ -539,7 +539,7 @@
                 <w:szCs w:val="18"/>
                 <w:color w:val="000000"/>
               </w:rPr>
-              <w:t xml:space="preserve">212</w:t>
+              <w:t xml:space="preserve">149</w:t>
             </w:r>
           </w:p>
         </w:tc>
@@ -654,7 +654,7 @@
                 <w:szCs w:val="18"/>
                 <w:color w:val="000000"/>
               </w:rPr>
-              <w:t xml:space="preserve">181 (82.6)</w:t>
+              <w:t xml:space="preserve">240 (81.4)</w:t>
             </w:r>
           </w:p>
         </w:tc>
@@ -709,7 +709,7 @@
                 <w:szCs w:val="18"/>
                 <w:color w:val="000000"/>
               </w:rPr>
-              <w:t xml:space="preserve">145 (68.4)</w:t>
+              <w:t xml:space="preserve">102 (68.5)</w:t>
             </w:r>
           </w:p>
         </w:tc>
@@ -824,7 +824,7 @@
                 <w:szCs w:val="18"/>
                 <w:color w:val="000000"/>
               </w:rPr>
-              <w:t xml:space="preserve">(77.0, 87.4)</w:t>
+              <w:t xml:space="preserve">(76.4, 85.6)</w:t>
             </w:r>
           </w:p>
         </w:tc>
@@ -879,7 +879,7 @@
                 <w:szCs w:val="18"/>
                 <w:color w:val="000000"/>
               </w:rPr>
-              <w:t xml:space="preserve">(61.7, 74.6)</w:t>
+              <w:t xml:space="preserve">(60.3, 75.8)</w:t>
             </w:r>
           </w:p>
         </w:tc>
@@ -994,7 +994,7 @@
                 <w:szCs w:val="18"/>
                 <w:color w:val="000000"/>
               </w:rPr>
-              <w:t xml:space="preserve">14.3 (6.2, 22.3)</w:t>
+              <w:t xml:space="preserve">12.9 (4.2, 21.6)</w:t>
             </w:r>
           </w:p>
         </w:tc>
@@ -1164,7 +1164,7 @@
                 <w:szCs w:val="18"/>
                 <w:color w:val="000000"/>
               </w:rPr>
-              <w:t xml:space="preserve">&lt;0.001</w:t>
+              <w:t xml:space="preserve">0.003</w:t>
             </w:r>
           </w:p>
         </w:tc>
